--- a/Chapter3_Methodology.docx
+++ b/Chapter3_Methodology.docx
@@ -2321,7 +2321,7 @@
           <w:sz w:val="24"/>
           <w:szCs w:val="24"/>
         </w:rPr>
-        <w:t xml:space="preserve">where TP, FP, and FN is the pixel counts defined above.</w:t>
+        <w:t xml:space="preserve">where TP, FP, and FN are the pixel counts defined above.</w:t>
       </w:r>
     </w:p>
     <w:p>
@@ -2450,7 +2450,7 @@
           <w:sz w:val="24"/>
           <w:szCs w:val="24"/>
         </w:rPr>
-        <w:t xml:space="preserve">where ∂M and ∂G is the boundary pixels of the segmentation and of the ground truth, d(p, ∂G) is the Euclidean distance from pixel p to the nearest pixel of ∂G, and </w:t>
+        <w:t xml:space="preserve">where ∂M and ∂G are the boundary pixels of the segmentation and of the ground truth, d(p, ∂G) is the Euclidean distance from pixel p to the nearest pixel of ∂G, and </w:t>
       </w:r>
       <w:r>
         <w:rPr>
@@ -3127,7 +3127,7 @@
           <w:sz w:val="24"/>
           <w:szCs w:val="24"/>
         </w:rPr>
-        <w:t xml:space="preserve"> is the number of slices and of configurations.</w:t>
+        <w:t xml:space="preserve"> are the number of slices and of configurations.</w:t>
       </w:r>
     </w:p>
     <w:p>
@@ -12555,7 +12555,7 @@
           <w:sz w:val="24"/>
           <w:szCs w:val="24"/>
         </w:rPr>
-        <w:t xml:space="preserve"> is the thresholds, with </w:t>
+        <w:t xml:space="preserve"> are the thresholds, with </w:t>
       </w:r>
       <w:r>
         <w:rPr>
@@ -12636,7 +12636,7 @@
           <w:sz w:val="24"/>
           <w:szCs w:val="24"/>
         </w:rPr>
-        <w:t xml:space="preserve"> is the pixel fraction and mean intensity of class k, and </w:t>
+        <w:t xml:space="preserve"> are the pixel fraction and mean intensity of class k, and </w:t>
       </w:r>
       <w:r>
         <w:rPr>
@@ -13398,7 +13398,7 @@
           <w:sz w:val="24"/>
           <w:szCs w:val="24"/>
         </w:rPr>
-        <w:t xml:space="preserve">′ is the rescaled contrast and inscribed radius, </w:t>
+        <w:t xml:space="preserve">′ are the rescaled contrast and inscribed radius, </w:t>
       </w:r>
       <w:r>
         <w:rPr>
@@ -13506,7 +13506,7 @@
           <w:sz w:val="24"/>
           <w:szCs w:val="24"/>
         </w:rPr>
-        <w:t xml:space="preserve"> is the weights 0.5, 1, and 0.2.</w:t>
+        <w:t xml:space="preserve"> are the weights 0.5, 1, and 0.2.</w:t>
       </w:r>
     </w:p>
     <w:p>
@@ -14295,7 +14295,7 @@
           <w:sz w:val="24"/>
           <w:szCs w:val="24"/>
         </w:rPr>
-        <w:t xml:space="preserve">) is the log-domain intensities of pixels x and y, and </w:t>
+        <w:t xml:space="preserve">) are the log-domain intensities of pixels x and y, and </w:t>
       </w:r>
       <w:r>
         <w:rPr>
@@ -15281,7 +15281,7 @@
           <w:sz w:val="24"/>
           <w:szCs w:val="24"/>
         </w:rPr>
-        <w:t xml:space="preserve">) is the region pixels inside that window, and </w:t>
+        <w:t xml:space="preserve">) is the set of region pixels inside that window, and </w:t>
       </w:r>
       <w:r>
         <w:rPr>
@@ -16253,7 +16253,7 @@
           <w:sz w:val="24"/>
           <w:szCs w:val="24"/>
         </w:rPr>
-        <w:t xml:space="preserve"> is the local and global bounds, and </w:t>
+        <w:t xml:space="preserve"> are the local and global bounds, and </w:t>
       </w:r>
       <w:r>
         <w:rPr>
@@ -16307,7 +16307,7 @@
           <w:sz w:val="24"/>
           <w:szCs w:val="24"/>
         </w:rPr>
-        <w:t xml:space="preserve"> is the local and global multipliers, 4 and 5.</w:t>
+        <w:t xml:space="preserve"> are the local and global multipliers, 4 and 5.</w:t>
       </w:r>
     </w:p>
     <w:p>
@@ -16796,7 +16796,7 @@
           <w:sz w:val="24"/>
           <w:szCs w:val="24"/>
         </w:rPr>
-        <w:t xml:space="preserve">| is the areas of the grown region and of the brain, in pixels, </w:t>
+        <w:t xml:space="preserve">| are the areas of the grown region and of the brain, in pixels, </w:t>
       </w:r>
       <w:r>
         <w:rPr>
@@ -16877,7 +16877,7 @@
           <w:sz w:val="24"/>
           <w:szCs w:val="24"/>
         </w:rPr>
-        <w:t xml:space="preserve"> is the retry number and the maximum number of retries, 3.</w:t>
+        <w:t xml:space="preserve"> are the retry number and the maximum number of retries, 3.</w:t>
       </w:r>
     </w:p>
     <w:p>

--- a/Chapter3_Methodology.docx
+++ b/Chapter3_Methodology.docx
@@ -1795,7 +1795,7 @@
           <w:sz w:val="24"/>
           <w:szCs w:val="24"/>
         </w:rPr>
-        <w:t xml:space="preserve">Each predicted tumor mask M is compared with the expert ground-truth tumor-core mask G at the working resolution of the slice. Each objective is judged by the metric that responds most directly to its problem (Maier-Hein et al., 2024; Taha &amp; Hanbury, 2015): the seed hit rate for Objective 1, recall for undersegmentation (Objective 2), and precision and HD95 for boundary leakage (Objective 3). The Dice similarity coefficient is the overall measure. The overlap metrics are computed from three pixel counts: the true positives (TP), tumor in both M and G; the false positives (FP), tumor only in M; and the false negatives (FN), tumor only in G.</w:t>
+        <w:t xml:space="preserve">Each predicted tumor mask M is compared with the expert ground-truth tumor-core mask G at the working resolution of the slice. Each objective is judged by the metric that responds most directly to its problem (Maier-Hein et al., 2024; Taha &amp; Hanbury, 2015): the seed hit rate for Objective 1, recall for undersegmentation (Objective 2), and precision and HD95 for boundary leakage (Objective 3). The Dice similarity coefficient is the overall measure, and the processing time per slice measures efficiency. The overlap metrics are computed from three pixel counts: the true positives (TP), tumor in both M and G; the false positives (FP), tumor only in M; and the false negatives (FN), tumor only in G.</w:t>
       </w:r>
     </w:p>
     <w:p>
@@ -2482,22 +2482,6 @@
     </w:p>
     <w:p>
       <w:pPr>
-        <w:keepNext/>
-        <w:spacing w:after="0" w:before="120" w:line="360"/>
-      </w:pPr>
-      <w:r>
-        <w:rPr>
-          <w:rFonts w:ascii="Times New Roman" w:cs="Times New Roman" w:eastAsia="Times New Roman" w:hAnsi="Times New Roman"/>
-          <w:b/>
-          <w:bCs/>
-          <w:sz w:val="24"/>
-          <w:szCs w:val="24"/>
-        </w:rPr>
-        <w:t xml:space="preserve">Statistical Treatment</w:t>
-      </w:r>
-    </w:p>
-    <w:p>
-      <w:pPr>
         <w:keepNext w:val="false"/>
         <w:spacing w:after="0" w:before="0" w:line="360"/>
         <w:ind w:firstLine="720"/>
@@ -2506,10 +2490,232 @@
       <w:r>
         <w:rPr>
           <w:rFonts w:ascii="Times New Roman" w:cs="Times New Roman" w:eastAsia="Times New Roman" w:hAnsi="Times New Roman"/>
-          <w:sz w:val="24"/>
-          <w:szCs w:val="24"/>
-        </w:rPr>
-        <w:t xml:space="preserve">Results are reported separately for glioma and meningioma, because the two tumor types differ markedly in how they enhance. Because per-slice DSC values are bounded and often skewed, each configuration is described by its median and interquartile range together with its mean and standard deviation. Every configuration was run on the same slices, so configurations are compared with paired tests. Differences are oriented so that a positive value favors the enhanced configuration; for HD95, where lower is better, the sign is reversed. All tests are two-sided at α = .05.</w:t>
+          <w:b/>
+          <w:bCs/>
+          <w:sz w:val="24"/>
+          <w:szCs w:val="24"/>
+        </w:rPr>
+        <w:t xml:space="preserve">Processing Time</w:t>
+      </w:r>
+      <w:r>
+        <w:rPr>
+          <w:rFonts w:ascii="Times New Roman" w:cs="Times New Roman" w:eastAsia="Times New Roman" w:hAnsi="Times New Roman"/>
+          <w:sz w:val="24"/>
+          <w:szCs w:val="24"/>
+        </w:rPr>
+        <w:t xml:space="preserve"> is the time the system needs to segment one slice, from the start of the run to the finished mask, without the scoring against the ground truth. It measures computational efficiency. A lower value is better. Because the batch evaluation runs several slices in parallel on one laptop, the times indicate the relative speed of the configurations, not their absolute speed.</w:t>
+      </w:r>
+    </w:p>
+    <w:tbl>
+      <w:tblPr>
+        <w:tblW w:type="dxa" w:w="6800"/>
+        <w:jc w:val="center"/>
+        <w:tblBorders>
+          <w:top w:val="dashed" w:color="000000" w:sz="6"/>
+          <w:left w:val="dashed" w:color="000000" w:sz="6"/>
+          <w:bottom w:val="dashed" w:color="000000" w:sz="6"/>
+          <w:right w:val="dashed" w:color="000000" w:sz="6"/>
+          <w:insideH w:val="none" w:color="FFFFFF" w:sz="0"/>
+          <w:insideV w:val="none" w:color="FFFFFF" w:sz="0"/>
+        </w:tblBorders>
+      </w:tblPr>
+      <w:tblGrid>
+        <w:gridCol w:w="6800"/>
+      </w:tblGrid>
+      <w:tr>
+        <w:trPr>
+          <w:cantSplit/>
+        </w:trPr>
+        <w:tc>
+          <w:tcPr>
+            <w:tcW w:type="dxa" w:w="6800"/>
+            <w:tcMar>
+              <w:top w:type="dxa" w:w="100"/>
+              <w:left w:type="dxa" w:w="120"/>
+              <w:bottom w:type="dxa" w:w="100"/>
+              <w:right w:type="dxa" w:w="120"/>
+            </w:tcMar>
+            <w:vAlign w:val="center"/>
+          </w:tcPr>
+          <w:p>
+            <w:pPr>
+              <w:keepNext/>
+              <w:jc w:val="center"/>
+            </w:pPr>
+            <m:oMath>
+              <m:r>
+                <m:t xml:space="preserve">t = </m:t>
+              </m:r>
+              <m:sSub>
+                <m:sSubPr/>
+                <m:e>
+                  <m:r>
+                    <m:t>t</m:t>
+                  </m:r>
+                </m:e>
+                <m:sub>
+                  <m:r>
+                    <m:t>end</m:t>
+                  </m:r>
+                </m:sub>
+              </m:sSub>
+              <m:r>
+                <m:t xml:space="preserve"> − </m:t>
+              </m:r>
+              <m:sSub>
+                <m:sSubPr/>
+                <m:e>
+                  <m:r>
+                    <m:t>t</m:t>
+                  </m:r>
+                </m:e>
+                <m:sub>
+                  <m:r>
+                    <m:t>start</m:t>
+                  </m:r>
+                </m:sub>
+              </m:sSub>
+            </m:oMath>
+          </w:p>
+        </w:tc>
+      </w:tr>
+    </w:tbl>
+    <w:p>
+      <w:pPr>
+        <w:keepNext/>
+        <w:spacing w:after="80" w:before="80" w:line="300"/>
+        <w:jc w:val="center"/>
+      </w:pPr>
+      <w:r>
+        <w:rPr>
+          <w:rFonts w:ascii="Times New Roman" w:cs="Times New Roman" w:eastAsia="Times New Roman" w:hAnsi="Times New Roman"/>
+          <w:b/>
+          <w:bCs/>
+          <w:i/>
+          <w:iCs/>
+          <w:sz w:val="22"/>
+          <w:szCs w:val="22"/>
+        </w:rPr>
+        <w:t xml:space="preserve">Equation 3.8 Processing Time Formula</w:t>
+      </w:r>
+    </w:p>
+    <w:p>
+      <w:pPr>
+        <w:keepNext w:val="false"/>
+        <w:spacing w:after="0" w:before="0" w:line="360"/>
+        <w:jc w:val="both"/>
+      </w:pPr>
+      <w:r>
+        <w:rPr>
+          <w:rFonts w:ascii="Times New Roman" w:cs="Times New Roman" w:eastAsia="Times New Roman" w:hAnsi="Times New Roman"/>
+          <w:sz w:val="24"/>
+          <w:szCs w:val="24"/>
+        </w:rPr>
+        <w:t xml:space="preserve">where </w:t>
+      </w:r>
+      <w:r>
+        <w:rPr>
+          <w:rFonts w:ascii="Times New Roman" w:cs="Times New Roman" w:eastAsia="Times New Roman" w:hAnsi="Times New Roman"/>
+          <w:i/>
+          <w:iCs/>
+          <w:sz w:val="24"/>
+          <w:szCs w:val="24"/>
+        </w:rPr>
+        <w:t xml:space="preserve">t</w:t>
+      </w:r>
+      <w:r>
+        <w:rPr>
+          <w:rFonts w:ascii="Times New Roman" w:cs="Times New Roman" w:eastAsia="Times New Roman" w:hAnsi="Times New Roman"/>
+          <w:sz w:val="24"/>
+          <w:szCs w:val="24"/>
+        </w:rPr>
+        <w:t xml:space="preserve"> is the processing time of one slice, in seconds, and </w:t>
+      </w:r>
+      <w:r>
+        <w:rPr>
+          <w:rFonts w:ascii="Times New Roman" w:cs="Times New Roman" w:eastAsia="Times New Roman" w:hAnsi="Times New Roman"/>
+          <w:i/>
+          <w:iCs/>
+          <w:sz w:val="24"/>
+          <w:szCs w:val="24"/>
+        </w:rPr>
+        <w:t xml:space="preserve">t</w:t>
+      </w:r>
+      <w:r>
+        <w:rPr>
+          <w:rFonts w:ascii="Times New Roman" w:cs="Times New Roman" w:eastAsia="Times New Roman" w:hAnsi="Times New Roman"/>
+          <w:sz w:val="24"/>
+          <w:szCs w:val="24"/>
+          <w:vertAlign w:val="subscript"/>
+        </w:rPr>
+        <w:t xml:space="preserve">start</w:t>
+      </w:r>
+      <w:r>
+        <w:rPr>
+          <w:rFonts w:ascii="Times New Roman" w:cs="Times New Roman" w:eastAsia="Times New Roman" w:hAnsi="Times New Roman"/>
+          <w:sz w:val="24"/>
+          <w:szCs w:val="24"/>
+        </w:rPr>
+        <w:t xml:space="preserve"> and </w:t>
+      </w:r>
+      <w:r>
+        <w:rPr>
+          <w:rFonts w:ascii="Times New Roman" w:cs="Times New Roman" w:eastAsia="Times New Roman" w:hAnsi="Times New Roman"/>
+          <w:i/>
+          <w:iCs/>
+          <w:sz w:val="24"/>
+          <w:szCs w:val="24"/>
+        </w:rPr>
+        <w:t xml:space="preserve">t</w:t>
+      </w:r>
+      <w:r>
+        <w:rPr>
+          <w:rFonts w:ascii="Times New Roman" w:cs="Times New Roman" w:eastAsia="Times New Roman" w:hAnsi="Times New Roman"/>
+          <w:sz w:val="24"/>
+          <w:szCs w:val="24"/>
+          <w:vertAlign w:val="subscript"/>
+        </w:rPr>
+        <w:t xml:space="preserve">end</w:t>
+      </w:r>
+      <w:r>
+        <w:rPr>
+          <w:rFonts w:ascii="Times New Roman" w:cs="Times New Roman" w:eastAsia="Times New Roman" w:hAnsi="Times New Roman"/>
+          <w:sz w:val="24"/>
+          <w:szCs w:val="24"/>
+        </w:rPr>
+        <w:t xml:space="preserve"> are the clock readings at the start and at the end of the segmentation.</w:t>
+      </w:r>
+    </w:p>
+    <w:p>
+      <w:pPr>
+        <w:keepNext/>
+        <w:spacing w:after="0" w:before="120" w:line="360"/>
+      </w:pPr>
+      <w:r>
+        <w:rPr>
+          <w:rFonts w:ascii="Times New Roman" w:cs="Times New Roman" w:eastAsia="Times New Roman" w:hAnsi="Times New Roman"/>
+          <w:b/>
+          <w:bCs/>
+          <w:sz w:val="24"/>
+          <w:szCs w:val="24"/>
+        </w:rPr>
+        <w:t xml:space="preserve">Statistical Treatment</w:t>
+      </w:r>
+    </w:p>
+    <w:p>
+      <w:pPr>
+        <w:keepNext w:val="false"/>
+        <w:spacing w:after="0" w:before="0" w:line="360"/>
+        <w:ind w:firstLine="720"/>
+        <w:jc w:val="both"/>
+      </w:pPr>
+      <w:r>
+        <w:rPr>
+          <w:rFonts w:ascii="Times New Roman" w:cs="Times New Roman" w:eastAsia="Times New Roman" w:hAnsi="Times New Roman"/>
+          <w:sz w:val="24"/>
+          <w:szCs w:val="24"/>
+        </w:rPr>
+        <w:t xml:space="preserve">Results are reported separately for glioma and meningioma, because the two tumor types differ markedly in how they enhance. Because per-slice DSC values are bounded and often skewed, each configuration is described by its median and interquartile range together with its mean and standard deviation. Every configuration was run on the same slices, so configurations are compared with paired tests. Differences are oriented so that a positive value favors the enhanced configuration; for HD95 and processing time, where lower is better, the sign is reversed. All tests are two-sided at α = .05.</w:t>
       </w:r>
     </w:p>
     <w:p>
@@ -2645,7 +2851,7 @@
           <w:sz w:val="22"/>
           <w:szCs w:val="22"/>
         </w:rPr>
-        <w:t xml:space="preserve">Equation 3.8 Wilcoxon Effect Size Formula</w:t>
+        <w:t xml:space="preserve">Equation 3.9 Wilcoxon Effect Size Formula</w:t>
       </w:r>
     </w:p>
     <w:p>
@@ -2722,7 +2928,7 @@
           <w:sz w:val="24"/>
           <w:szCs w:val="24"/>
         </w:rPr>
-        <w:t xml:space="preserve"> (Friedman, 1937) compares more than two related configurations on the same slices, namely the three complete methods of E1 and the automatic and planted placements of E2. Each slice ranks the configurations, and a p value below .05 means at least one configuration differs from the others; pairwise Wilcoxon tests then show which.</w:t>
+        <w:t xml:space="preserve"> (Friedman, 1937) compares more than two related configurations on the same slices, namely the four configurations of E1 and the automatic and planted placements of E2. Each slice ranks the configurations, and a p value below .05 means at least one configuration differs from the others; pairwise Wilcoxon tests then show which.</w:t>
       </w:r>
     </w:p>
     <w:tbl>
@@ -2855,7 +3061,7 @@
           <w:sz w:val="22"/>
           <w:szCs w:val="22"/>
         </w:rPr>
-        <w:t xml:space="preserve">Equation 3.9 Friedman Test Statistic</w:t>
+        <w:t xml:space="preserve">Equation 3.10 Friedman Test Statistic</w:t>
       </w:r>
     </w:p>
     <w:p>
@@ -3050,7 +3256,7 @@
           <w:sz w:val="22"/>
           <w:szCs w:val="22"/>
         </w:rPr>
-        <w:t xml:space="preserve">Equation 3.10 Kendall’s W Formula</w:t>
+        <w:t xml:space="preserve">Equation 3.11 Kendall’s W Formula</w:t>
       </w:r>
     </w:p>
     <w:p>
@@ -3321,7 +3527,7 @@
           <w:sz w:val="22"/>
           <w:szCs w:val="22"/>
         </w:rPr>
-        <w:t xml:space="preserve">Equation 3.11 Wilson Score Interval Formula</w:t>
+        <w:t xml:space="preserve">Equation 3.12 Wilson Score Interval Formula</w:t>
       </w:r>
     </w:p>
     <w:p>
@@ -3517,7 +3723,7 @@
           <w:sz w:val="22"/>
           <w:szCs w:val="22"/>
         </w:rPr>
-        <w:t xml:space="preserve">Equation 3.12 Holm Adjusted p Value Formula</w:t>
+        <w:t xml:space="preserve">Equation 3.13 Holm Adjusted p Value Formula</w:t>
       </w:r>
     </w:p>
     <w:p>
@@ -4168,7 +4374,7 @@
                 <w:sz w:val="20"/>
                 <w:szCs w:val="20"/>
               </w:rPr>
-              <w:t xml:space="preserve">Complete system, effect of automatic seeding, seed hit rate (Objective 1)</w:t>
+              <w:t xml:space="preserve">Complete algorithms at different operator input (none, one seed, three seeds), effect of automatic seeding, seed hit rate (Objective 1)</w:t>
             </w:r>
           </w:p>
         </w:tc>
@@ -4205,7 +4411,7 @@
                 <w:sz w:val="20"/>
                 <w:szCs w:val="20"/>
               </w:rPr>
-              <w:t xml:space="preserve">A_ESRG, P_ESRG, P_SRG</w:t>
+              <w:t xml:space="preserve">A_ESRG, P_ESRG, P_SRG_solo, P_SRG</w:t>
             </w:r>
           </w:p>
         </w:tc>
@@ -4242,7 +4448,7 @@
                 <w:sz w:val="20"/>
                 <w:szCs w:val="20"/>
               </w:rPr>
-              <w:t xml:space="preserve">DSC (primary), recall, precision, HD95; SHR</w:t>
+              <w:t xml:space="preserve">DSC (primary), recall, precision, HD95, time; SHR</w:t>
             </w:r>
           </w:p>
         </w:tc>
@@ -5504,7 +5710,7 @@
                 <w:sz w:val="20"/>
                 <w:szCs w:val="20"/>
               </w:rPr>
-              <w:t xml:space="preserve">S1 Equal operator effort</w:t>
+              <w:t xml:space="preserve">S2 Same automatic seed</w:t>
             </w:r>
           </w:p>
         </w:tc>
@@ -5541,7 +5747,7 @@
                 <w:sz w:val="20"/>
                 <w:szCs w:val="20"/>
               </w:rPr>
-              <w:t xml:space="preserve">Both algorithms given the same single tumor click</w:t>
+              <w:t xml:space="preserve">Both algorithms started from the same automatic tumor seed</w:t>
             </w:r>
           </w:p>
         </w:tc>
@@ -5578,7 +5784,7 @@
                 <w:sz w:val="20"/>
                 <w:szCs w:val="20"/>
               </w:rPr>
-              <w:t xml:space="preserve">P_SRG_solo → P_ESRG</w:t>
+              <w:t xml:space="preserve">A_SRG → A_ESRG</w:t>
             </w:r>
           </w:p>
         </w:tc>
@@ -5696,7 +5902,7 @@
           <w:sz w:val="20"/>
           <w:szCs w:val="20"/>
         </w:rPr>
-        <w:t xml:space="preserve"> is omitted in the ASC-only configurations because it is calibrated in log units. Determinism is verified by running A_ESRG and A_SRG twice more and comparing the masks. S1 was defined after the test run, uses results already collected, and does not enter the decision rules.</w:t>
+        <w:t xml:space="preserve"> is omitted in the ASC-only configurations because it is calibrated in log units. Determinism is verified by running A_ESRG and A_SRG twice more and comparing the masks. P_SRG_solo, which is the baseline of E5b, joined the overall comparison E1 after the test run, to compare the algorithms at equal input, and S2 was defined after the test run; both use results already collected, and the decision rules still use P_SRG as the baseline.</w:t>
       </w:r>
     </w:p>
     <w:p>
@@ -12486,7 +12692,7 @@
           <w:sz w:val="22"/>
           <w:szCs w:val="22"/>
         </w:rPr>
-        <w:t xml:space="preserve">Equation 3.13 Between-Class Variance Formula</w:t>
+        <w:t xml:space="preserve">Equation 3.14 Between-Class Variance Formula</w:t>
       </w:r>
     </w:p>
     <w:p>
@@ -12913,7 +13119,7 @@
           <w:sz w:val="22"/>
           <w:szCs w:val="22"/>
         </w:rPr>
-        <w:t xml:space="preserve">Equation 3.14 Clearance Formula</w:t>
+        <w:t xml:space="preserve">Equation 3.15 Clearance Formula</w:t>
       </w:r>
     </w:p>
     <w:p>
@@ -13302,7 +13508,7 @@
           <w:sz w:val="22"/>
           <w:szCs w:val="22"/>
         </w:rPr>
-        <w:t xml:space="preserve">Equation 3.15 Candidate Ranking Score Formula</w:t>
+        <w:t xml:space="preserve">Equation 3.16 Candidate Ranking Score Formula</w:t>
       </w:r>
     </w:p>
     <w:p>
@@ -13940,7 +14146,7 @@
           <w:sz w:val="22"/>
           <w:szCs w:val="22"/>
         </w:rPr>
-        <w:t xml:space="preserve">Equation 3.16 Bias-Field Model in the Log Domain</w:t>
+        <w:t xml:space="preserve">Equation 3.17 Bias-Field Model in the Log Domain</w:t>
       </w:r>
     </w:p>
     <w:p>
@@ -14208,7 +14414,7 @@
           <w:sz w:val="22"/>
           <w:szCs w:val="22"/>
         </w:rPr>
-        <w:t xml:space="preserve">Equation 3.17 Cancellation of the Bias Field Between Neighboring Pixels</w:t>
+        <w:t xml:space="preserve">Equation 3.18 Cancellation of the Bias Field Between Neighboring Pixels</w:t>
       </w:r>
     </w:p>
     <w:p>
@@ -14482,7 +14688,7 @@
           <w:sz w:val="22"/>
           <w:szCs w:val="22"/>
         </w:rPr>
-        <w:t xml:space="preserve">Equation 3.18 Log-Domain Transformation Formula</w:t>
+        <w:t xml:space="preserve">Equation 3.19 Log-Domain Transformation Formula</w:t>
       </w:r>
     </w:p>
     <w:p>
@@ -14775,7 +14981,7 @@
           <w:sz w:val="22"/>
           <w:szCs w:val="22"/>
         </w:rPr>
-        <w:t xml:space="preserve">Equation 3.19 Difference Measure of the Original SRG</w:t>
+        <w:t xml:space="preserve">Equation 3.20 Difference Measure of the Original SRG</w:t>
       </w:r>
     </w:p>
     <w:p>
@@ -15122,7 +15328,7 @@
           <w:sz w:val="22"/>
           <w:szCs w:val="22"/>
         </w:rPr>
-        <w:t xml:space="preserve">Equation 3.20 Local Log-Domain Difference Measure</w:t>
+        <w:t xml:space="preserve">Equation 3.21 Local Log-Domain Difference Measure</w:t>
       </w:r>
     </w:p>
     <w:p>
@@ -15880,7 +16086,7 @@
           <w:sz w:val="22"/>
           <w:szCs w:val="22"/>
         </w:rPr>
-        <w:t xml:space="preserve">Equation 3.21 Region Standard Deviation Formula</w:t>
+        <w:t xml:space="preserve">Equation 3.22 Region Standard Deviation Formula</w:t>
       </w:r>
     </w:p>
     <w:p>
@@ -16184,7 +16390,7 @@
           <w:sz w:val="22"/>
           <w:szCs w:val="22"/>
         </w:rPr>
-        <w:t xml:space="preserve">Equation 3.22 Local and Global Acceptance Bounds</w:t>
+        <w:t xml:space="preserve">Equation 3.23 Local and Global Acceptance Bounds</w:t>
       </w:r>
     </w:p>
     <w:p>
@@ -16471,7 +16677,7 @@
           <w:sz w:val="22"/>
           <w:szCs w:val="22"/>
         </w:rPr>
-        <w:t xml:space="preserve">Equation 3.23 Acceptance Condition</w:t>
+        <w:t xml:space="preserve">Equation 3.24 Acceptance Condition</w:t>
       </w:r>
     </w:p>
     <w:p>
@@ -16745,7 +16951,7 @@
           <w:sz w:val="22"/>
           <w:szCs w:val="22"/>
         </w:rPr>
-        <w:t xml:space="preserve">Equation 3.24 Flood Guard Rule</w:t>
+        <w:t xml:space="preserve">Equation 3.25 Flood Guard Rule</w:t>
       </w:r>
     </w:p>
     <w:p>
